--- a/klagomål/A 55492-2025 FSC-klagomål.docx
+++ b/klagomål/A 55492-2025 FSC-klagomål.docx
@@ -1285,7 +1285,7 @@
     <w:r>
       <w:tab/>
       <w:tab/>
-      <w:t>2025-12-01</w:t>
+      <w:t>2025-12-02</w:t>
       <w:br/>
       <w:br/>
     </w:r>

--- a/klagomål/A 55492-2025 FSC-klagomål.docx
+++ b/klagomål/A 55492-2025 FSC-klagomål.docx
@@ -1285,7 +1285,7 @@
     <w:r>
       <w:tab/>
       <w:tab/>
-      <w:t>2025-12-02</w:t>
+      <w:t>2025-12-03</w:t>
       <w:br/>
       <w:br/>
     </w:r>

--- a/klagomål/A 55492-2025 FSC-klagomål.docx
+++ b/klagomål/A 55492-2025 FSC-klagomål.docx
@@ -1285,7 +1285,7 @@
     <w:r>
       <w:tab/>
       <w:tab/>
-      <w:t>2025-12-03</w:t>
+      <w:t>2025-12-04</w:t>
       <w:br/>
       <w:br/>
     </w:r>

--- a/klagomål/A 55492-2025 FSC-klagomål.docx
+++ b/klagomål/A 55492-2025 FSC-klagomål.docx
@@ -1285,7 +1285,7 @@
     <w:r>
       <w:tab/>
       <w:tab/>
-      <w:t>2025-12-04</w:t>
+      <w:t>2025-12-05</w:t>
       <w:br/>
       <w:br/>
     </w:r>

--- a/klagomål/A 55492-2025 FSC-klagomål.docx
+++ b/klagomål/A 55492-2025 FSC-klagomål.docx
@@ -1285,7 +1285,7 @@
     <w:r>
       <w:tab/>
       <w:tab/>
-      <w:t>2025-12-05</w:t>
+      <w:t>2025-12-06</w:t>
       <w:br/>
       <w:br/>
     </w:r>

--- a/klagomål/A 55492-2025 FSC-klagomål.docx
+++ b/klagomål/A 55492-2025 FSC-klagomål.docx
@@ -191,7 +191,7 @@
     </w:p>
     <w:p>
       <w:r>
-        <w:t>I avverkningsanmälan har följande 10 naturvårdsarter hittats: gammelgransskål (NT), garnlav (NT), harticka (NT), lunglav (NT), skrovellav (NT), spillkråka (NT, §4), talltita (NT, §4), tretåig hackspett (NT, §4), luddlav (S) och stuplav (S). Av dessa är 8 rödlistade. För rödlistade arter har rödlistekategorin angivits inom parentes. Arter som är signalarter enligt Skogsstyrelsen har markerats med (S). För fridlysta arter anges även paragrafen i Artskyddsförordningen som arten är fridlyst enligt.</w:t>
+        <w:t>I avverkningsanmälan har följande 19 naturvårdsarter hittats: doftskinn (NT), gammelgransskål (NT), garnlav (NT), granticka (NT), harticka (NT), lunglav (NT), skrovellav (NT), spillkråka (NT, §4), talltita (NT, §4), tretåig hackspett (NT, §4), ullticka (NT), vitgrynig nållav (NT), korallrot (S, §8), luddlav (S), stuplav (S), trådticka (S), vedticka (S), lavskrika (§4) och revlummer (§9). Av dessa är 12 rödlistade. För rödlistade arter har rödlistekategorin angivits inom parentes. Arter som är signalarter enligt Skogsstyrelsen har markerats med (S). För fridlysta arter anges även paragrafen i Artskyddsförordningen som arten är fridlyst enligt.</w:t>
       </w:r>
     </w:p>
     <w:p>
@@ -251,6 +251,17 @@
         <w:rPr>
           <w:b/>
         </w:rPr>
+        <w:t>Doftskinn (NT)</w:t>
+      </w:r>
+      <w:r>
+        <w:t>, rödlistad som nära hotad, är en mycket bra signalart för boreal granskog och indikerar ett gran-skogsekosystem med lång kontinuitet av grova lågor. Arten är placerad i toppen av Skogsstyrelsens värdepyramid för bedömning av skog med höga naturvärden och har klassats som en “urskogsindikator”, då den förekommer med ett tydligt optimum i helt eller nästan helt orörda skogar (Nitare &amp; Skogsstyrelsen, 2019).</w:t>
+      </w:r>
+    </w:p>
+    <w:p>
+      <w:r>
+        <w:rPr>
+          <w:b/>
+        </w:rPr>
         <w:t>Gammelgransskål (NT)</w:t>
       </w:r>
       <w:r>
@@ -273,6 +284,17 @@
         <w:rPr>
           <w:b/>
         </w:rPr>
+        <w:t>Granticka (NT)</w:t>
+      </w:r>
+      <w:r>
+        <w:t xml:space="preserve"> förekommer främst i äldre skogar med naturskogskaraktär, liksom i dimensionsavverkade och plockhuggna skogar. I äldre grannaturskog i norra Sverige är den alltjämt en förhållandevis vanlig karaktärsart, medan den längre söderut blir allt mer sällsynt. I Götaland och delar av Svealand är den en god signalart för skyddsvärda granskogsmiljöer. Arten bedöms ha minskat starkt under senare år på grund av skogsavverkningar, då den framför allt växer i äldre granskog med långvarig grankontinuitet. I urskogsliknande bestånd i norra Sverige kan ibland påträffas den mycket sällsynta tickan grantickeporing (VU), som lever på döda grantickor (SLU Artdatabanken, 2024; Nitare &amp; Skogsstyrelsen, 2019).</w:t>
+      </w:r>
+    </w:p>
+    <w:p>
+      <w:r>
+        <w:rPr>
+          <w:b/>
+        </w:rPr>
         <w:t>Harticka (NT)</w:t>
       </w:r>
       <w:r>
@@ -346,6 +368,46 @@
       </w:r>
       <w:r>
         <w:t xml:space="preserve"> (EN), som växer på stuplav (SLU Artdatabanken, 2024; Nitare &amp; Skogsstyrelsen, 2019).</w:t>
+      </w:r>
+    </w:p>
+    <w:p>
+      <w:r>
+        <w:rPr>
+          <w:b/>
+        </w:rPr>
+        <w:t>Ullticka (NT)</w:t>
+      </w:r>
+      <w:r>
+        <w:t xml:space="preserve"> är knuten till restbestånd av barrnaturskog och förekommer med ett tydligt optimum i orörda eller måttligt påverkade gamla granskogar där det föreligger viss kontinuitet av grov död ved. Ullticka är en bra signalart inom hela sitt utbredningsområde och i södra Sverige är den sällsynt och en god signalart för skyddsvärda granskogsmiljöer. Den hotas av avverkning och fragmentering av naturskog och äldre granskog med lång trädkontinuitet. På ullticka kan ibland ulltickeporing (VU) påträffas - det är en sällsynt ticka som nyligen delats upp i tre olika arter: </w:t>
+      </w:r>
+      <w:r>
+        <w:rPr>
+          <w:i/>
+        </w:rPr>
+        <w:t xml:space="preserve">Skeletocutis brevispora </w:t>
+      </w:r>
+      <w:r>
+        <w:t>(ulltickeporing)</w:t>
+      </w:r>
+      <w:r>
+        <w:rPr>
+          <w:i/>
+        </w:rPr>
+        <w:t>, Skeletocutis delicata och Skeletocutis exilis</w:t>
+      </w:r>
+      <w:r>
+        <w:t>. De två sistnämnda arterna står för närvarande (2020) som ej bedömda i rödlistan (SLU Artdatabanken, 2024; Nitare &amp; Skogsstyrelsen, 2019; Miettinen &amp; Niemelä, 2018).</w:t>
+      </w:r>
+    </w:p>
+    <w:p>
+      <w:r>
+        <w:rPr>
+          <w:b/>
+        </w:rPr>
+        <w:t>Vitgrynig nållav (NT)</w:t>
+      </w:r>
+      <w:r>
+        <w:t xml:space="preserve"> växer nästan uteslutande på bark av gamla, senvuxna granar i skuggiga lägen med hög och jämn luftfuktighet. Den vanligaste naturtypen för arten är kontinuitetsskogar på frisk mark men den finns också i sumpgranskogar. På lång sikt utgör avverkningar av olikåldriga granskogar av naturskogskaraktär ett allvarligt hot mot arten och skogsbruksåtgärder på eller i närheten av växtplatserna bör undvikas. Naturskogsartade, fuktiga granskogar med förekomster av arten signalerar höga biologiska värden och bör bevaras (SLU Artdatabanken, 2024; Nitare &amp; Skogsstyrelsen, 2019).</w:t>
       </w:r>
     </w:p>
     <w:p>
@@ -358,7 +420,7 @@
     </w:p>
     <w:p>
       <w:r>
-        <w:t>Följande fridlysta arter har sina livsmiljöer och växtplatser i den avverkningsanmälda skogen: spillkråka (NT, §4), talltita (NT, §4) och tretåig hackspett (NT, §4).</w:t>
+        <w:t>Följande fridlysta arter har sina livsmiljöer och växtplatser i den avverkningsanmälda skogen: spillkråka (NT, §4), talltita (NT, §4), tretåig hackspett (NT, §4), korallrot (S, §8), lavskrika (§4) och revlummer (§9).</w:t>
       </w:r>
     </w:p>
     <w:p>
@@ -373,6 +435,28 @@
       </w:r>
       <w:r>
         <w:t>(artikel 1). Vidare att de åtgärder som vidtas inte får leda till en försämring av den nuvarande situationen beträffande bevarandet av de fågelarter som avses i artikel 1 (artikel 13). Fågeldirektivet är styrande för tillsynsansvariga myndigheters ärendehantering, ställningstaganden och beslutsfattande.</w:t>
+      </w:r>
+    </w:p>
+    <w:p>
+      <w:r>
+        <w:rPr>
+          <w:b/>
+        </w:rPr>
+        <w:t>Korallrot (§8)</w:t>
+      </w:r>
+      <w:r>
+        <w:t xml:space="preserve"> växer i sumpskogar och annan fuktig eller växelfuktig skogsmark, exempelvis i alkärr och kärrkanter, fuktiga bäckdalar, raviner, myrlaggar, sumpiga strandskogar samt i fuktiga lundar. Den visar på mer eller mindre stabila förhållanden och intakt hydrologi och är känslig för avverkning, körskador, skogsgödsling och dikning. Arten är fridlyst enligt 8 § artskyddsförordningen (SLU Artdatabanken, 2024; Nitare &amp; Skogsstyrelsen, 2019).</w:t>
+      </w:r>
+    </w:p>
+    <w:p>
+      <w:r>
+        <w:rPr>
+          <w:b/>
+        </w:rPr>
+        <w:t>Lavskrika (§4)</w:t>
+      </w:r>
+      <w:r>
+        <w:t>, prioriterad art i Skogsvårdslagen, är en mycket stationär fågel, som häckar i äldre, slutna och hänglavsrika barrskogar. Reviren är livslånga med hemområden som varierar mellan 50 och 150 ha. Inom ett revir av hög kvalitet finns det som regel ett eller flera kärnområden (1–20 ha) med relativt tät flerskiktad granskog. Arten missgynnas när flerskiktad skog omförs till enskiktade bestånd och även röjning och hård gallring är starkt negativt. Lavskrikan har relativt stora hemområden och försvinner när den äldre skogen fragmenteras, särskilt allvarligt är när kärnområdena avverkas. (Skogsstyrelsen 2016). Populationen har minskat med 20–40 % de senaste 30 åren. Arten försvinner successivt framför allt vid dess utbredningsgränser (SLU Artdatabanken, 2021).</w:t>
       </w:r>
     </w:p>
     <w:p>
@@ -519,7 +603,7 @@
         <w:rPr>
           <w:i/>
         </w:rPr>
-        <w:t>I det avverkningsanmälda skogsområdet har 10 naturvårdsarter varav 8 rödlistade arter sina livsmiljöer och växtplatser.</w:t>
+        <w:t>I det avverkningsanmälda skogsområdet har 19 naturvårdsarter varav 12 rödlistade arter sina livsmiljöer och växtplatser.</w:t>
       </w:r>
     </w:p>
     <w:p>
@@ -719,6 +803,83 @@
         <w:t>BILAGA 1 –</w:t>
         <w:br/>
         <w:t>Fridlysta och rödlistade arter</w:t>
+      </w:r>
+    </w:p>
+    <w:p>
+      <w:pPr>
+        <w:pStyle w:val="Heading1"/>
+      </w:pPr>
+      <w:r>
+        <w:t>Lavskrika – ekologi samt krav på livsmiljön</w:t>
+      </w:r>
+    </w:p>
+    <w:p>
+      <w:r>
+        <w:t>Lavskrikan är fridlyst enligt 4 § artskyddsförordningen (2007:845) och ingår i förteckningen över prioriterade arter i Skogsstyrelsens föreskrifter och allmänna råd (SKSFS 2011:7) bilaga 4.</w:t>
+      </w:r>
+    </w:p>
+    <w:p>
+      <w:r>
+        <w:t xml:space="preserve">I Skogsstyrelsens vägledning för hänsyn till fåglar står bland annat att: </w:t>
+      </w:r>
+      <w:r>
+        <w:rPr>
+          <w:i/>
+        </w:rPr>
+        <w:t>“Reviren är livslånga med hemområden som varierar mellan 50 och 150 ha. Hemområdena har inga fasta gränser utan det handlar mera om de yttre gränserna för familjegruppernas rörelser. Lavskrikan undviker att förflytta sig över stora öppna områden och hemområdesstorleken är därför större i områden fragmenterade av hyggen och yngre skog än i områden med i sammanhängande äldre skog. Det finns studier som antyder att det inom ett revir bör finnas maximalt 15 % öppna ytor och ungskog. Inom ett revir av hög kvalitet finns det som regel ett eller flera kärnområden (1–20 ha) med relativt tät flerskiktad granskog.”</w:t>
+      </w:r>
+      <w:r>
+        <w:t xml:space="preserve"> Vidare att: </w:t>
+      </w:r>
+      <w:r>
+        <w:rPr>
+          <w:i/>
+        </w:rPr>
+        <w:t>“Arten missgynnas när flerskiktad skog omförs till enskiktade bestånd. Även skogsskötsel med återkommande röjning och hård gallring är starkt negativt. Lavskrikan har relativt stora hemområden och försvinner när den äldre skogen fragmenteras, särskilt allvarligt är när kärnområdena avverkas.”</w:t>
+      </w:r>
+      <w:r>
+        <w:t xml:space="preserve"> (Skogsstyrelsen 2016).</w:t>
+      </w:r>
+    </w:p>
+    <w:p>
+      <w:r>
+        <w:t>Populationen har minskat med 20–40 % de senaste 30 åren, men i Svensk Fågeltaxerings standardrutter varierar antalet kraftigt och ingen minskning kan skönjas de senaste 18 åren. Arten försvinner successivt framför allt vid dess utbredningsgränser (SLU Artdatabanken, 2022).</w:t>
+      </w:r>
+    </w:p>
+    <w:p>
+      <w:pPr>
+        <w:pStyle w:val="Heading2"/>
+      </w:pPr>
+      <w:r>
+        <w:t>Referenser – lavskrika</w:t>
+      </w:r>
+    </w:p>
+    <w:p>
+      <w:r>
+        <w:t xml:space="preserve">Skogsstyrelsen, 2016. </w:t>
+      </w:r>
+      <w:r>
+        <w:rPr>
+          <w:i/>
+        </w:rPr>
+        <w:t xml:space="preserve">Vägledning för hänsyn till fåglar – lavskrika. </w:t>
+      </w:r>
+      <w:r>
+        <w:t>https://www.skogsstyrelsen.se/globalassets/lag-och-tillsyn/artskydd/vagledningar-for-hansyn-till-faglar/lavskrika-vagledning-hansyn.pdf</w:t>
+      </w:r>
+    </w:p>
+    <w:p>
+      <w:r>
+        <w:t xml:space="preserve">SLU Artdatabanken, 2021. </w:t>
+      </w:r>
+      <w:r>
+        <w:rPr>
+          <w:i/>
+        </w:rPr>
+        <w:t xml:space="preserve">Artfaktablad. Naturvård – artfakta. </w:t>
+      </w:r>
+      <w:r>
+        <w:t>SLU Artdatabanken, Uppsala</w:t>
       </w:r>
     </w:p>
     <w:p>
@@ -1285,7 +1446,7 @@
     <w:r>
       <w:tab/>
       <w:tab/>
-      <w:t>2025-12-06</w:t>
+      <w:t>2025-12-07</w:t>
       <w:br/>
       <w:br/>
     </w:r>

--- a/klagomål/A 55492-2025 FSC-klagomål.docx
+++ b/klagomål/A 55492-2025 FSC-klagomål.docx
@@ -1446,7 +1446,7 @@
     <w:r>
       <w:tab/>
       <w:tab/>
-      <w:t>2025-12-07</w:t>
+      <w:t>2025-12-08</w:t>
       <w:br/>
       <w:br/>
     </w:r>

--- a/klagomål/A 55492-2025 FSC-klagomål.docx
+++ b/klagomål/A 55492-2025 FSC-klagomål.docx
@@ -191,7 +191,7 @@
     </w:p>
     <w:p>
       <w:r>
-        <w:t>I avverkningsanmälan har följande 19 naturvårdsarter hittats: doftskinn (NT), gammelgransskål (NT), garnlav (NT), granticka (NT), harticka (NT), lunglav (NT), skrovellav (NT), spillkråka (NT, §4), talltita (NT, §4), tretåig hackspett (NT, §4), ullticka (NT), vitgrynig nållav (NT), korallrot (S, §8), luddlav (S), stuplav (S), trådticka (S), vedticka (S), lavskrika (§4) och revlummer (§9). Av dessa är 12 rödlistade. För rödlistade arter har rödlistekategorin angivits inom parentes. Arter som är signalarter enligt Skogsstyrelsen har markerats med (S). För fridlysta arter anges även paragrafen i Artskyddsförordningen som arten är fridlyst enligt.</w:t>
+        <w:t>I avverkningsanmälan har följande 28 naturvårdsarter hittats: skuggnål (VU), tallbit (VU, §4), brunpudrad nållav (NT), doftskinn (NT), gammelgransskål (NT), garnlav (NT), granticka (NT), gränsticka (NT), harticka (NT), järpe (NT, §4), liten svartspik (NT), lunglav (NT), skrovellav (NT), spillkråka (NT, §4), stjärntagging (NT), talltita (NT, §4), tretåig hackspett (NT, §4), ullticka (NT), vitgrynig nållav (NT), barkkornlav (S), korallrot (S, §8), luddlav (S), stuplav (S), trådticka (S), vedticka (S), gråspett (§4), lavskrika (§4) och revlummer (§9). Av dessa är 19 rödlistade. För rödlistade arter har rödlistekategorin angivits inom parentes. Arter som är signalarter enligt Skogsstyrelsen har markerats med (S). För fridlysta arter anges även paragrafen i Artskyddsförordningen som arten är fridlyst enligt.</w:t>
       </w:r>
     </w:p>
     <w:p>
@@ -251,6 +251,17 @@
         <w:rPr>
           <w:b/>
         </w:rPr>
+        <w:t>Brunpudrad nållav (NT)</w:t>
+      </w:r>
+      <w:r>
+        <w:t xml:space="preserve"> är beroende av hög, jämn luftfuktighet och kan påträffas i fuktiga skogar av naturskogskaraktär, ofta i sumpgranskog eller andra sumpskogar. Arten är placerad högst upp i Skogsstyrelsens värdepyramid för bedömning av skog med höga naturvärden och förekomster bör undantas från skogsbruksåtgärder (SLU Artdatabanken, 2024; Nitare &amp; Skogsstyrelsen, 2019).</w:t>
+      </w:r>
+    </w:p>
+    <w:p>
+      <w:r>
+        <w:rPr>
+          <w:b/>
+        </w:rPr>
         <w:t>Doftskinn (NT)</w:t>
       </w:r>
       <w:r>
@@ -295,10 +306,32 @@
         <w:rPr>
           <w:b/>
         </w:rPr>
+        <w:t>Gränsticka (NT)</w:t>
+      </w:r>
+      <w:r>
+        <w:t xml:space="preserve"> är en mycket bra signalart inom hela sitt utbredningsområde. Den är huvudsakligen knuten till restbestånd av barrnaturskog och förekommer med ett tydligt optimum i orörda eller måttligt påverkade gamla granskogar där det föreligger långvarig kontinuitet av grov död ved. Lokaler som hyser arten, speciellt i mellersta och södra Sverige, bör undantas från skogsbruk (SLU Artdatabanken, 2024; Nitare &amp; Skogsstyrelsen, 2019).</w:t>
+      </w:r>
+    </w:p>
+    <w:p>
+      <w:r>
+        <w:rPr>
+          <w:b/>
+        </w:rPr>
         <w:t>Harticka (NT)</w:t>
       </w:r>
       <w:r>
         <w:t xml:space="preserve"> är normalt en mycket bra signalart för granskogar med höga naturvärden. Även när svampen påträffas i mer påverkade skogar är det nästan alltid fråga om skogsmiljöer i sena successionsstadier med höga naturvärden. Skogsskötselåtgärder på eller i omedelbar närhet av växtplatserna kan innebära ett hot mot arten (SLU Artdatabanken, 2024; Nitare &amp; Skogsstyrelsen, 2019).</w:t>
+      </w:r>
+    </w:p>
+    <w:p>
+      <w:r>
+        <w:rPr>
+          <w:b/>
+        </w:rPr>
+        <w:t>Liten svartspik (NT)</w:t>
+      </w:r>
+      <w:r>
+        <w:t xml:space="preserve"> växer på granbark i boreala barrskogar med lång trädkontinuitet och hög luftfuktighet. Orsaken till tillbakagången beror på främst på slutavverkningar av naturskogsartade granskogar. Bestånd med riklig förekomst av liten svartspik bör regelmässigt sparas. Naturhänsyn i samband med slutavverkning måste ske så att man undviker uttorkningseffekter (SLU Artdatabanken, 2024).</w:t>
       </w:r>
     </w:p>
     <w:p>
@@ -355,6 +388,28 @@
         <w:rPr>
           <w:b/>
         </w:rPr>
+        <w:t xml:space="preserve">Skuggnål (VU) </w:t>
+      </w:r>
+      <w:r>
+        <w:t>växer främst vid basen av gamla grova granar i gamla boreala barrskogar med hög bonitet och mycket hög luftfuktighet. Minskningstakten har uppgått till 30 (20–50) % under de senaste 50 åren och överstiger gränsvärdet för Sårbar (VU) enligt A-kriteriet. (A2bc+4bc). Vid skogliga inventeringar är skuggnål en art som måste eftersökas och dess växtplatser ska bedömas som nyckelbiotoper (SLU Artdatabanken, 2024).</w:t>
+      </w:r>
+    </w:p>
+    <w:p>
+      <w:r>
+        <w:rPr>
+          <w:b/>
+        </w:rPr>
+        <w:t>Stjärntagging (NT)</w:t>
+      </w:r>
+      <w:r>
+        <w:t xml:space="preserve"> signalerar inom hela sitt utbredningsområde höga naturvärden. Svampen är uttorkningskänslig och beroende av ett oförändrat fuktigt mikroklimat. Den är även beroende av en ständig tillgång på död ved i olika nedbrytningsstadier, dock ej nödvändigtvis grova träd. Tidigare påverkan på miljön måste dock ha varit så skonsam att det naturliga skogsekosystemet till stora delar har bevarats. Minskningstakten för den svenska populationen bedöms vara nära gränsvärdet för Sårbar (VU) (SLU Artdatabanken, 2024; Nitare &amp; Skogsstyrelsen, 2019).</w:t>
+      </w:r>
+    </w:p>
+    <w:p>
+      <w:r>
+        <w:rPr>
+          <w:b/>
+        </w:rPr>
         <w:t>Stuplav</w:t>
       </w:r>
       <w:r>
@@ -420,7 +475,7 @@
     </w:p>
     <w:p>
       <w:r>
-        <w:t>Följande fridlysta arter har sina livsmiljöer och växtplatser i den avverkningsanmälda skogen: spillkråka (NT, §4), talltita (NT, §4), tretåig hackspett (NT, §4), korallrot (S, §8), lavskrika (§4) och revlummer (§9).</w:t>
+        <w:t>Följande fridlysta arter har sina livsmiljöer och växtplatser i den avverkningsanmälda skogen: tallbit (VU, §4), järpe (NT, §4), spillkråka (NT, §4), talltita (NT, §4), tretåig hackspett (NT, §4), korallrot (S, §8), gråspett (§4), lavskrika (§4) och revlummer (§9).</w:t>
       </w:r>
     </w:p>
     <w:p>
@@ -442,6 +497,17 @@
         <w:rPr>
           <w:b/>
         </w:rPr>
+        <w:t>Järpe (NT, §4)</w:t>
+      </w:r>
+      <w:r>
+        <w:t>, rödlistad som nära hotad och prioriterad art i Skogsvårdslagen har häckningsrevir i avverkningsanmälan. Arten har minskat med 25 (10–40) % under de senaste 12 åren och är mycket stationär inom sitt revir som är minst 25 hektar stort. Dess livsmiljöer utgörs av tät barrskog med inblandning av lövträd och en väl utvecklad flerskiktad struktur med bärris och yngre eller undertryckta, täta granar i ett lägre skikt, ofta utmed bäckar och åar inne i den skyddande granskogen. Järpen överlever inte om dess livsmiljö kalavverkas och är även känslig för röjning, gallring och avverkning där unga granar och lövträd inte sparas i tillräcklig omfattning (SLU Artdatabanken, 2022).</w:t>
+      </w:r>
+    </w:p>
+    <w:p>
+      <w:r>
+        <w:rPr>
+          <w:b/>
+        </w:rPr>
         <w:t>Korallrot (§8)</w:t>
       </w:r>
       <w:r>
@@ -468,6 +534,17 @@
       </w:r>
       <w:r>
         <w:t xml:space="preserve"> är rödlistad som nära hotad och ingår i bilaga 1 i EU:s fågeldirektiv. Den minskar i population på grund av minskad tillgång på lämpliga bo- och födoträd och minskad födotillgång. Spillkråkans minskningstakt har uppgått till 19 (24–10) % under de senaste 15 åren. Minskningstakten för den svenska populationen bedöms vara nära gränsvärdet för Sårbar (VU) (A2bc). Skogsbruk med korta omloppstider och täta, homogena ungskogar utgör det största hotet, (SLU Artdatabanken, 2023).</w:t>
+      </w:r>
+    </w:p>
+    <w:p>
+      <w:r>
+        <w:rPr>
+          <w:b/>
+        </w:rPr>
+        <w:t>Tallbit (VU, §4)</w:t>
+      </w:r>
+      <w:r>
+        <w:t>, rödlistad som sårbar och prioriterad art i Skogsvårdslagen, har minskat med 25–75 % de senaste 30 åren. Tallbit ställer höga krav på sin livsmiljö och permanent förekomst av häckande tallbit finns huvudsakligen i gammal grandominerad barrblandskog av naturskogskaraktär. Reviren är relativt stora (12–75 hektar) och arten saknas i områden med storskaligt skogsbruk med hög andel stora hyggen och täta ungskogar. Områden med dokumenterad permanent förekomst har vanligtvis så stora naturvärden att skogsbruk är olämpligt (SLU Artdatabanken, 2024; Skogsstyrelsen, 2016). Observationer av tallbit i naturskog eller under häckningstid måste alltid utredas.</w:t>
       </w:r>
     </w:p>
     <w:p>
@@ -582,10 +659,18 @@
         <w:rPr>
           <w:b/>
         </w:rPr>
-        <w:t xml:space="preserve">6.4.3 </w:t>
-      </w:r>
-      <w:r>
-        <w:t>Bevarandeåtgärder genomförs för de kända förekomster av rödlistade arter som påverkas av skogsbruk.</w:t>
+        <w:t xml:space="preserve">6.4.1 </w:t>
+      </w:r>
+      <w:r>
+        <w:t>Följande biotoper undantas från alla skogsbruksåtgärder, förutom åtgärder påkallade för att bevara eller främja biotopens naturliga eller hävdbetingade biologiska mångfald:</w:t>
+      </w:r>
+    </w:p>
+    <w:p>
+      <w:pPr>
+        <w:ind w:left="357"/>
+      </w:pPr>
+      <w:r>
+        <w:t>b) nyckelbiotoper enligt Skogsstyrelsens definition och metod (1995)</w:t>
       </w:r>
     </w:p>
     <w:p>
@@ -603,15 +688,7 @@
         <w:rPr>
           <w:i/>
         </w:rPr>
-        <w:t>I det avverkningsanmälda skogsområdet har 19 naturvårdsarter varav 12 rödlistade arter sina livsmiljöer och växtplatser.</w:t>
-      </w:r>
-    </w:p>
-    <w:p>
-      <w:pPr>
-        <w:pStyle w:val="Heading2"/>
-      </w:pPr>
-      <w:r>
-        <w:t>Ur Chain of Custody Certification (FSC-STD-40-004 ver 3.0)</w:t>
+        <w:t>I det avverkningsanmälda skogsområdet har 25 rödlistade arter och signalarter påträffats. Detta ska jämföras med Skogsstyrelsens uppföljning 2017 av nyckelbiotoper som visade att man i genomsnitt hittar 20,6 olika rödlistade arter och signalarter i en nyckelbiotop (Wijk, S. 2017. Biologisk mångfald i nyckelbiotoper – Resultat från inventeringen “Uppföljning biologisk mångfald” 2009–2015. Rapport 4/2017 Skogsstyrelsen, Jönköping).</w:t>
       </w:r>
     </w:p>
     <w:p>
@@ -619,63 +696,10 @@
         <w:rPr>
           <w:b/>
         </w:rPr>
-        <w:t xml:space="preserve">1.3 </w:t>
-      </w:r>
-      <w:r>
-        <w:t xml:space="preserve">The organization shall commit to the FSC values as defined in FSC-POL-01-004 Policy for the Association of Organizations with FSC. </w:t>
-      </w:r>
-    </w:p>
-    <w:p>
-      <w:pPr>
-        <w:pStyle w:val="Heading2"/>
-      </w:pPr>
-      <w:r>
-        <w:t>Ur FSC:s policy för associerade organisationer (FSC-POL-01-004)</w:t>
-      </w:r>
-    </w:p>
-    <w:p>
-      <w:r>
-        <w:t xml:space="preserve">Som “Chain of Custody”-certifierad organisation är skogsbolaget bunden av de fastställda reglerna i Del 1 Punkt 1 c) i Policy för organisationer associerade med FSC (FSC-POL-01-004 V2-0 EN + SVE version 2012-03-02): </w:t>
-      </w:r>
-    </w:p>
-    <w:p>
-      <w:pPr>
-        <w:pStyle w:val="ListNumber"/>
-      </w:pPr>
-      <w:r>
-        <w:t>De organisationer FSC kan acceptera association med får inte direkt eller indirekt ha några kopplingar till nedanstående, oacceptabla aktiviteter:</w:t>
-      </w:r>
-    </w:p>
-    <w:p>
-      <w:pPr>
-        <w:ind w:left="357"/>
-      </w:pPr>
-      <w:r>
-        <w:t>a) Olaglig skogsavverkning och handel med olagligt avverkat virke eller skogsprodukter</w:t>
-      </w:r>
-    </w:p>
-    <w:p>
-      <w:pPr>
-        <w:ind w:left="357"/>
-      </w:pPr>
-      <w:r>
-        <w:t>...</w:t>
-      </w:r>
-    </w:p>
-    <w:p>
-      <w:pPr>
-        <w:ind w:left="357"/>
-      </w:pPr>
-      <w:r>
-        <w:t>c) Skogsbruk som förstör höga naturvärden</w:t>
-      </w:r>
-    </w:p>
-    <w:p>
-      <w:pPr>
-        <w:ind w:left="357"/>
-      </w:pPr>
-      <w:r>
-        <w:t>d) Betydande omvandling av skog till plantager eller annan, icke skoglig, markanvändning</w:t>
+        <w:t xml:space="preserve">6.4.3 </w:t>
+      </w:r>
+      <w:r>
+        <w:t>Bevarandeåtgärder genomförs för de kända förekomster av rödlistade arter som påverkas av skogsbruk.</w:t>
       </w:r>
     </w:p>
     <w:p>
@@ -693,7 +717,7 @@
         <w:rPr>
           <w:i/>
         </w:rPr>
-        <w:t>Avverkning av skog med höga naturvärden samt skada på fridlysta arter strider både mot FSC Controlled Wood-standarden och FSC:s policy for associerade organisationer.</w:t>
+        <w:t>I det avverkningsanmälda skogsområdet har 28 naturvårdsarter varav 19 rödlistade arter sina livsmiljöer och växtplatser.</w:t>
       </w:r>
     </w:p>
     <w:p>
@@ -701,12 +725,31 @@
         <w:pStyle w:val="Heading2"/>
       </w:pPr>
       <w:r>
-        <w:t>Ur FSC Controlled Wood (FSC-STD-40-005)</w:t>
-      </w:r>
-    </w:p>
-    <w:p>
-      <w:r>
-        <w:t>Virke som inte accepteras i FSC-märkta produkter (oacceptabelt ursprung) enligt FSC Controlled Wood (FSC-STD-40-005):</w:t>
+        <w:t>Ur Chain of Custody Certification (FSC-STD-40-004 ver 3.0)</w:t>
+      </w:r>
+    </w:p>
+    <w:p>
+      <w:r>
+        <w:rPr>
+          <w:b/>
+        </w:rPr>
+        <w:t xml:space="preserve">1.3 </w:t>
+      </w:r>
+      <w:r>
+        <w:t xml:space="preserve">The organization shall commit to the FSC values as defined in FSC-POL-01-004 Policy for the Association of Organizations with FSC. </w:t>
+      </w:r>
+    </w:p>
+    <w:p>
+      <w:pPr>
+        <w:pStyle w:val="Heading2"/>
+      </w:pPr>
+      <w:r>
+        <w:t>Ur FSC:s policy för associerade organisationer (FSC-POL-01-004)</w:t>
+      </w:r>
+    </w:p>
+    <w:p>
+      <w:r>
+        <w:t xml:space="preserve">Som “Chain of Custody”-certifierad organisation är skogsbolaget bunden av de fastställda reglerna i Del 1 Punkt 1 c) i Policy för organisationer associerade med FSC (FSC-POL-01-004 V2-0 EN + SVE version 2012-03-02): </w:t>
       </w:r>
     </w:p>
     <w:p>
@@ -714,31 +757,39 @@
         <w:pStyle w:val="ListNumber"/>
       </w:pPr>
       <w:r>
-        <w:t>Illegalt avverkat virke.</w:t>
+        <w:t>De organisationer FSC kan acceptera association med får inte direkt eller indirekt ha några kopplingar till nedanstående, oacceptabla aktiviteter:</w:t>
       </w:r>
     </w:p>
     <w:p>
       <w:pPr>
-        <w:pStyle w:val="ListNumber"/>
+        <w:ind w:left="357"/>
       </w:pPr>
       <w:r>
+        <w:t>a) Olaglig skogsavverkning och handel med olagligt avverkat virke eller skogsprodukter</w:t>
+      </w:r>
+    </w:p>
+    <w:p>
+      <w:pPr>
+        <w:ind w:left="357"/>
+      </w:pPr>
+      <w:r>
         <w:t>...</w:t>
       </w:r>
     </w:p>
     <w:p>
       <w:pPr>
-        <w:pStyle w:val="ListNumber"/>
+        <w:ind w:left="357"/>
       </w:pPr>
       <w:r>
-        <w:t>Virke från avverkningar som hotar höga naturvärden.</w:t>
+        <w:t>c) Skogsbruk som förstör höga naturvärden</w:t>
       </w:r>
     </w:p>
     <w:p>
       <w:pPr>
-        <w:pStyle w:val="ListNumber"/>
+        <w:ind w:left="357"/>
       </w:pPr>
       <w:r>
-        <w:t>Virke från skog som konverteras till plantager eller icke-skogligt bruk.</w:t>
+        <w:t>d) Betydande omvandling av skog till plantager eller annan, icke skoglig, markanvändning</w:t>
       </w:r>
     </w:p>
     <w:p>
@@ -761,15 +812,47 @@
     </w:p>
     <w:p>
       <w:pPr>
-        <w:pStyle w:val="Heading1"/>
+        <w:pStyle w:val="Heading2"/>
       </w:pPr>
       <w:r>
-        <w:t>Ur PEFC-standarden gällande lagefterlevnad</w:t>
-      </w:r>
-    </w:p>
-    <w:p>
-      <w:r>
-        <w:t>PEFC-standarden förutsätter att tillämplig svensk lagstiftning följs. Det är utsedd tillsynsmyndighet som ansvarar för tillsyn av lagens efterlevnad. PEFC-standarden återger innehållet i vissa certifieringskritiska lag- och föreskriftskrav vilka ska ingå i granskning av PEFC-systemets efterlevnad.</w:t>
+        <w:t>Ur FSC Controlled Wood (FSC-STD-40-005)</w:t>
+      </w:r>
+    </w:p>
+    <w:p>
+      <w:r>
+        <w:t>Virke som inte accepteras i FSC-märkta produkter (oacceptabelt ursprung) enligt FSC Controlled Wood (FSC-STD-40-005):</w:t>
+      </w:r>
+    </w:p>
+    <w:p>
+      <w:pPr>
+        <w:pStyle w:val="ListNumber"/>
+      </w:pPr>
+      <w:r>
+        <w:t>Illegalt avverkat virke.</w:t>
+      </w:r>
+    </w:p>
+    <w:p>
+      <w:pPr>
+        <w:pStyle w:val="ListNumber"/>
+      </w:pPr>
+      <w:r>
+        <w:t>...</w:t>
+      </w:r>
+    </w:p>
+    <w:p>
+      <w:pPr>
+        <w:pStyle w:val="ListNumber"/>
+      </w:pPr>
+      <w:r>
+        <w:t>Virke från avverkningar som hotar höga naturvärden.</w:t>
+      </w:r>
+    </w:p>
+    <w:p>
+      <w:pPr>
+        <w:pStyle w:val="ListNumber"/>
+      </w:pPr>
+      <w:r>
+        <w:t>Virke från skog som konverteras till plantager eller icke-skogligt bruk.</w:t>
       </w:r>
     </w:p>
     <w:p>
@@ -787,6 +870,37 @@
         <w:rPr>
           <w:i/>
         </w:rPr>
+        <w:t>Avverkning av skog med höga naturvärden samt skada på fridlysta arter strider både mot FSC Controlled Wood-standarden och FSC:s policy for associerade organisationer.</w:t>
+      </w:r>
+    </w:p>
+    <w:p>
+      <w:pPr>
+        <w:pStyle w:val="Heading1"/>
+      </w:pPr>
+      <w:r>
+        <w:t>Ur PEFC-standarden gällande lagefterlevnad</w:t>
+      </w:r>
+    </w:p>
+    <w:p>
+      <w:r>
+        <w:t>PEFC-standarden förutsätter att tillämplig svensk lagstiftning följs. Det är utsedd tillsynsmyndighet som ansvarar för tillsyn av lagens efterlevnad. PEFC-standarden återger innehållet i vissa certifieringskritiska lag- och föreskriftskrav vilka ska ingå i granskning av PEFC-systemets efterlevnad.</w:t>
+      </w:r>
+    </w:p>
+    <w:p>
+      <w:pPr>
+        <w:pStyle w:val="ListBullet"/>
+      </w:pPr>
+      <w:r>
+        <w:rPr>
+          <w:b/>
+          <w:i/>
+        </w:rPr>
+        <w:t xml:space="preserve">Kommentar: </w:t>
+      </w:r>
+      <w:r>
+        <w:rPr>
+          <w:i/>
+        </w:rPr>
         <w:t>I den avverkningsanmälda skogen har fridlysta arter sina livsmiljöer och växtplatser. Att skada de fridlysta arternas livsmiljöer, växtplatser eller ekologiska funktion är inte tillåtet enligt artskyddsförordningen</w:t>
       </w:r>
     </w:p>
@@ -803,6 +917,46 @@
         <w:t>BILAGA 1 –</w:t>
         <w:br/>
         <w:t>Fridlysta och rödlistade arter</w:t>
+      </w:r>
+    </w:p>
+    <w:p>
+      <w:pPr>
+        <w:pStyle w:val="Heading1"/>
+      </w:pPr>
+      <w:r>
+        <w:t>Järpe – ekologi samt krav på livsmiljön</w:t>
+      </w:r>
+    </w:p>
+    <w:p>
+      <w:r>
+        <w:t>Järpe är rödlistad som nära hotad (NT), fridlyst enligt 4§ Artskyddsförordningen och prioriterad art i Skogsvårdslagen. Järpen, som minskat med 25 (10–40) % under de senaste 12 åren, har sina livsmiljöer i tät barrskog med inblandning av lövträd och en väl utvecklad flerskiktad struktur med bärris och yngre eller undertryckta, täta granar i ett lägre skikt, ofta utmed bäckar och åar inne i den skyddande granskogen.</w:t>
+      </w:r>
+    </w:p>
+    <w:p>
+      <w:r>
+        <w:t>Arten behöver lämpliga skogsbestånd om sammanlagt minst 25 hektar. Den är mycket stationär inom sitt revir och när ett par etablerat sig stannar de så länge miljön är intakt. Den undviker öppen mark och förﬂyttar sig sällan över större öppna myrar eller åkermark, och är därför känslig för fragmentering. Järpen överlever inte om dess livsmiljö kalavverkas och är även känslig för röjning, gallring och avverkning där unga granar och lövträd inte sparas i tillräcklig omfattning (SLU Artdatabanken, 2022).</w:t>
+      </w:r>
+    </w:p>
+    <w:p>
+      <w:pPr>
+        <w:pStyle w:val="Heading2"/>
+      </w:pPr>
+      <w:r>
+        <w:t>Referenser – järpe</w:t>
+      </w:r>
+    </w:p>
+    <w:p>
+      <w:r>
+        <w:t xml:space="preserve">SLU Artdatabanken, 2022. </w:t>
+      </w:r>
+      <w:r>
+        <w:rPr>
+          <w:i/>
+        </w:rPr>
+        <w:t xml:space="preserve">Artfaktablad. Naturvård – artfakta. </w:t>
+      </w:r>
+      <w:r>
+        <w:t>SLU Artdatabanken, Uppsala</w:t>
       </w:r>
     </w:p>
     <w:p>
@@ -1033,6 +1187,70 @@
       </w:r>
       <w:r>
         <w:t>SLU Artdatabanken, Uppsala</w:t>
+      </w:r>
+    </w:p>
+    <w:p>
+      <w:pPr>
+        <w:pStyle w:val="Heading1"/>
+      </w:pPr>
+      <w:r>
+        <w:t>Tallbit – ekologi samt krav på livsmiljön</w:t>
+      </w:r>
+    </w:p>
+    <w:p>
+      <w:r>
+        <w:t>Tallbit (VU, §4) är rödlistad som sårbar och prioriterad art enligt Skogsvårdslagen. Arten har minskat med 25–75 % de senaste 30 åren och minskningstakten överstiger gränsvärdet för Sårbar (VU) enligt A-kriteriet. (A4bc). Den förekommer från norra Dalarna och norrut genom de inre delarna av Norrland, norrut till norra Norrbotten. Området med regelbunden förekomst har kraftigt reducerats och 90 % av populationen förekommer numera i Norrbottens län (SLU Artdatabanken, 2024).</w:t>
+      </w:r>
+    </w:p>
+    <w:p>
+      <w:r>
+        <w:t>Tallbit ställer höga krav på sin livsmiljö och permanent förekomst av häckande tallbit finns huvudsakligen i gammal grandominerad barrblandskog av naturskogskaraktär med inslag av björk, gråal, rönn och viden, påfallande ofta i områden med inslag av myrmark och små vattendrag. Reviren är relativt stora (12–75 hektar enligt befintliga studier) och arten saknas i områden med storskaligt skogsbruk med hög andel stora hyggen och täta ungskogar. Områden med dokumenterad permanent förekomst har ofta så stora naturvärden att skogsbruk är olämpligt (SLU Artdatabanken, 2024; Skogsstyrelsen, 2016).</w:t>
+      </w:r>
+    </w:p>
+    <w:p>
+      <w:r>
+        <w:t>Arealerna grandominerad naturskog har i stora delar av landet blivit allt för små, och bestånden är dessutom i många fall allt för isolerade, för att kunna upprätthålla stabila populationer. Omdaningen av naturskogsartad skog till produktionsskog medför en förlust av viktiga häckningsmiljöer, något som förstärks av ökad fragmentering av kvarvarande naturskogsartade bestånd. Områden med dokumenterad permanent förekomst i naturskogsmiljöer kan ha så stora naturvärden att de bör bli föremål för områdesskydd eller naturvårdsavsättningar (Skogsstyrelsen, 2016).</w:t>
+      </w:r>
+    </w:p>
+    <w:p>
+      <w:r>
+        <w:t>Tallbiten flyttar normalt endast begränsade sträckor inom norra barrskogsregionen och de flesta vintrar ses den endast i mycket liten omfattning utanför häckningsområdet. Med långa och oregelbundna mellanrum uppträder tallbiten invasionsaktigt och i samband med sådana rörelser kan den observeras i stora delar av Sverige (SLU Artdatabanken, 2024).</w:t>
+      </w:r>
+    </w:p>
+    <w:p>
+      <w:pPr>
+        <w:pStyle w:val="Heading2"/>
+      </w:pPr>
+      <w:r>
+        <w:t>Referenser – tallbit</w:t>
+      </w:r>
+    </w:p>
+    <w:p>
+      <w:r>
+        <w:t xml:space="preserve">Skogsstyrelsen, 2016. </w:t>
+      </w:r>
+      <w:r>
+        <w:rPr>
+          <w:i/>
+        </w:rPr>
+        <w:t xml:space="preserve">Vägledning för hänsyn till tallbit. </w:t>
+      </w:r>
+      <w:r>
+        <w:t>Vägledningar och kunskapsstöd artskydd - Skogsstyrelsen</w:t>
+      </w:r>
+    </w:p>
+    <w:p>
+      <w:r>
+        <w:t>SLU Artdatabanken, 2024.</w:t>
+      </w:r>
+      <w:r>
+        <w:rPr>
+          <w:i/>
+        </w:rPr>
+        <w:t xml:space="preserve"> Artfakta: tallbit (Pinicola enucleator). </w:t>
+      </w:r>
+      <w:r>
+        <w:t>https://artfakta.se/taxa/102125</w:t>
       </w:r>
     </w:p>
     <w:p>
@@ -1446,7 +1664,7 @@
     <w:r>
       <w:tab/>
       <w:tab/>
-      <w:t>2025-12-08</w:t>
+      <w:t>2025-12-09</w:t>
       <w:br/>
       <w:br/>
     </w:r>

--- a/klagomål/A 55492-2025 FSC-klagomål.docx
+++ b/klagomål/A 55492-2025 FSC-klagomål.docx
@@ -1664,7 +1664,7 @@
     <w:r>
       <w:tab/>
       <w:tab/>
-      <w:t>2025-12-09</w:t>
+      <w:t>2025-12-10</w:t>
       <w:br/>
       <w:br/>
     </w:r>

--- a/klagomål/A 55492-2025 FSC-klagomål.docx
+++ b/klagomål/A 55492-2025 FSC-klagomål.docx
@@ -1664,7 +1664,7 @@
     <w:r>
       <w:tab/>
       <w:tab/>
-      <w:t>2025-12-10</w:t>
+      <w:t>2025-12-11</w:t>
       <w:br/>
       <w:br/>
     </w:r>

--- a/klagomål/A 55492-2025 FSC-klagomål.docx
+++ b/klagomål/A 55492-2025 FSC-klagomål.docx
@@ -1664,7 +1664,7 @@
     <w:r>
       <w:tab/>
       <w:tab/>
-      <w:t>2025-12-11</w:t>
+      <w:t>2025-12-12</w:t>
       <w:br/>
       <w:br/>
     </w:r>

--- a/klagomål/A 55492-2025 FSC-klagomål.docx
+++ b/klagomål/A 55492-2025 FSC-klagomål.docx
@@ -1664,7 +1664,7 @@
     <w:r>
       <w:tab/>
       <w:tab/>
-      <w:t>2025-12-12</w:t>
+      <w:t>2025-12-13</w:t>
       <w:br/>
       <w:br/>
     </w:r>

--- a/klagomål/A 55492-2025 FSC-klagomål.docx
+++ b/klagomål/A 55492-2025 FSC-klagomål.docx
@@ -1664,7 +1664,7 @@
     <w:r>
       <w:tab/>
       <w:tab/>
-      <w:t>2025-12-19</w:t>
+      <w:t>2025-12-20</w:t>
       <w:br/>
       <w:br/>
     </w:r>

--- a/klagomål/A 55492-2025 FSC-klagomål.docx
+++ b/klagomål/A 55492-2025 FSC-klagomål.docx
@@ -1664,7 +1664,7 @@
     <w:r>
       <w:tab/>
       <w:tab/>
-      <w:t>2025-12-20</w:t>
+      <w:t>2025-12-21</w:t>
       <w:br/>
       <w:br/>
     </w:r>

--- a/klagomål/A 55492-2025 FSC-klagomål.docx
+++ b/klagomål/A 55492-2025 FSC-klagomål.docx
@@ -1664,7 +1664,7 @@
     <w:r>
       <w:tab/>
       <w:tab/>
-      <w:t>2025-12-21</w:t>
+      <w:t>2025-12-22</w:t>
       <w:br/>
       <w:br/>
     </w:r>

--- a/klagomål/A 55492-2025 FSC-klagomål.docx
+++ b/klagomål/A 55492-2025 FSC-klagomål.docx
@@ -1664,7 +1664,7 @@
     <w:r>
       <w:tab/>
       <w:tab/>
-      <w:t>2025-12-22</w:t>
+      <w:t>2025-12-26</w:t>
       <w:br/>
       <w:br/>
     </w:r>

--- a/klagomål/A 55492-2025 FSC-klagomål.docx
+++ b/klagomål/A 55492-2025 FSC-klagomål.docx
@@ -500,7 +500,7 @@
         <w:t>Järpe (NT, §4)</w:t>
       </w:r>
       <w:r>
-        <w:t>, rödlistad som nära hotad och prioriterad art i Skogsvårdslagen har häckningsrevir i avverkningsanmälan. Arten har minskat med 25 (10–40) % under de senaste 12 åren och är mycket stationär inom sitt revir som är minst 25 hektar stort. Dess livsmiljöer utgörs av tät barrskog med inblandning av lövträd och en väl utvecklad flerskiktad struktur med bärris och yngre eller undertryckta, täta granar i ett lägre skikt, ofta utmed bäckar och åar inne i den skyddande granskogen. Järpen överlever inte om dess livsmiljö kalavverkas och är även känslig för röjning, gallring och avverkning där unga granar och lövträd inte sparas i tillräcklig omfattning (SLU Artdatabanken, 2022).</w:t>
+        <w:t>, som är rödlistad som nära hotad och upptagen i bilaga 1 och 2 EU:s fågeldirektiv, har häckningsrevir i avverkningsanmälan. Arten har minskat med 25 (10–40) % under de senaste 12 åren och är mycket stationär inom sitt revir som är minst 25 hektar stort. Dess livsmiljöer utgörs av tät barrskog med inblandning av lövträd och en väl utvecklad flerskiktad struktur med bärris och yngre eller undertryckta, täta granar i ett lägre skikt, ofta utmed bäckar och åar inne i den skyddande granskogen. Järpen överlever inte om dess livsmiljö kalavverkas och är även känslig för röjning, gallring och avverkning där unga granar och lövträd inte sparas i tillräcklig omfattning. Minskningstakten för den svenska populationen bedöms vara nära gränsvärdet för Sårbar (VU). (A2b)  (SLU Artdatabanken, 2022).</w:t>
       </w:r>
     </w:p>
     <w:p>
@@ -929,12 +929,12 @@
     </w:p>
     <w:p>
       <w:r>
-        <w:t>Järpe är rödlistad som nära hotad (NT), fridlyst enligt 4§ Artskyddsförordningen och prioriterad art i Skogsvårdslagen. Järpen, som minskat med 25 (10–40) % under de senaste 12 åren, har sina livsmiljöer i tät barrskog med inblandning av lövträd och en väl utvecklad flerskiktad struktur med bärris och yngre eller undertryckta, täta granar i ett lägre skikt, ofta utmed bäckar och åar inne i den skyddande granskogen.</w:t>
-      </w:r>
-    </w:p>
-    <w:p>
-      <w:r>
-        <w:t>Arten behöver lämpliga skogsbestånd om sammanlagt minst 25 hektar. Den är mycket stationär inom sitt revir och när ett par etablerat sig stannar de så länge miljön är intakt. Den undviker öppen mark och förﬂyttar sig sällan över större öppna myrar eller åkermark, och är därför känslig för fragmentering. Järpen överlever inte om dess livsmiljö kalavverkas och är även känslig för röjning, gallring och avverkning där unga granar och lövträd inte sparas i tillräcklig omfattning (SLU Artdatabanken, 2022).</w:t>
+        <w:t>Järpe är rödlistad som nära hotad (NT), fridlyst enligt 4§ Artskyddsförordningen och upptagen i bilaga 1 och 2 EU:s fågeldirektiv. Järpen, som minskat med 25 (10–40) % under de senaste 12 åren, har sina livsmiljöer i tät barrskog med inblandning av lövträd och en väl utvecklad flerskiktad struktur med bärris och yngre eller undertryckta, täta granar i ett lägre skikt, ofta utmed bäckar och åar inne i den skyddande granskogen (SLU Artdatabanken, 2022).</w:t>
+      </w:r>
+    </w:p>
+    <w:p>
+      <w:r>
+        <w:t>Arten behöver lämpliga skogsbestånd om sammanlagt minst 25 hektar. Den är mycket stationär inom sitt revir och när ett par etablerat sig stannar de så länge miljön är intakt. Den undviker öppen mark och förﬂyttar sig sällan över större öppna myrar eller åkermark, och är därför känslig för fragmentering. Järpen överlever inte om dess livsmiljö kalavverkas och är även känslig för röjning, gallring och avverkning där unga granar och lövträd inte sparas i tillräcklig omfattning. Minskningstakten för den svenska populationen bedöms vara nära gränsvärdet för Sårbar (VU). (A2b)  (SLU Artdatabanken, 2022).</w:t>
       </w:r>
     </w:p>
     <w:p>
@@ -1664,7 +1664,7 @@
     <w:r>
       <w:tab/>
       <w:tab/>
-      <w:t>2026-01-03</w:t>
+      <w:t>2026-01-04</w:t>
       <w:br/>
       <w:br/>
     </w:r>

--- a/klagomål/A 55492-2025 FSC-klagomål.docx
+++ b/klagomål/A 55492-2025 FSC-klagomål.docx
@@ -1664,7 +1664,7 @@
     <w:r>
       <w:tab/>
       <w:tab/>
-      <w:t>2026-01-07</w:t>
+      <w:t>2026-01-08</w:t>
       <w:br/>
       <w:br/>
     </w:r>

--- a/klagomål/A 55492-2025 FSC-klagomål.docx
+++ b/klagomål/A 55492-2025 FSC-klagomål.docx
@@ -1664,7 +1664,7 @@
     <w:r>
       <w:tab/>
       <w:tab/>
-      <w:t>2026-01-08</w:t>
+      <w:t>2026-01-09</w:t>
       <w:br/>
       <w:br/>
     </w:r>

--- a/klagomål/A 55492-2025 FSC-klagomål.docx
+++ b/klagomål/A 55492-2025 FSC-klagomål.docx
@@ -1664,7 +1664,7 @@
     <w:r>
       <w:tab/>
       <w:tab/>
-      <w:t>2026-01-09</w:t>
+      <w:t>2026-01-10</w:t>
       <w:br/>
       <w:br/>
     </w:r>

--- a/klagomål/A 55492-2025 FSC-klagomål.docx
+++ b/klagomål/A 55492-2025 FSC-klagomål.docx
@@ -1664,7 +1664,7 @@
     <w:r>
       <w:tab/>
       <w:tab/>
-      <w:t>2026-01-10</w:t>
+      <w:t>2026-01-11</w:t>
       <w:br/>
       <w:br/>
     </w:r>

--- a/klagomål/A 55492-2025 FSC-klagomål.docx
+++ b/klagomål/A 55492-2025 FSC-klagomål.docx
@@ -1664,7 +1664,7 @@
     <w:r>
       <w:tab/>
       <w:tab/>
-      <w:t>2026-01-11</w:t>
+      <w:t>2026-01-12</w:t>
       <w:br/>
       <w:br/>
     </w:r>

--- a/klagomål/A 55492-2025 FSC-klagomål.docx
+++ b/klagomål/A 55492-2025 FSC-klagomål.docx
@@ -1664,7 +1664,7 @@
     <w:r>
       <w:tab/>
       <w:tab/>
-      <w:t>2026-01-12</w:t>
+      <w:t>2026-01-13</w:t>
       <w:br/>
       <w:br/>
     </w:r>
